--- a/data/employees/EMP022/AST-EMP022-03.docx
+++ b/data/employees/EMP022/AST-EMP022-03.docx
@@ -7,10 +7,7 @@
         <w:pStyle w:val="Heading1"/>
       </w:pPr>
       <w:r>
-        <w:rPr>
-          <w:sz w:val="36"/>
-        </w:rPr>
-        <w:t>Design specification - EMP022</w:t>
+        <w:t>Ast Emp022 03 - EMP022</w:t>
       </w:r>
     </w:p>
     <w:p>
@@ -18,130 +15,32 @@
         <w:pStyle w:val="Heading2"/>
       </w:pPr>
       <w:r>
-        <w:t>Document Metadata</w:t>
-      </w:r>
-    </w:p>
-    <w:tbl>
-      <w:tblPr>
-        <w:tblStyle w:val="TableGrid"/>
-        <w:tblW w:type="auto" w:w="0"/>
-        <w:tblLook w:firstColumn="1" w:firstRow="1" w:lastColumn="0" w:lastRow="0" w:noHBand="0" w:noVBand="1" w:val="04A0"/>
-      </w:tblPr>
-      <w:tblGrid>
-        <w:gridCol w:w="4320"/>
-        <w:gridCol w:w="4320"/>
-      </w:tblGrid>
-      <w:tr>
-        <w:tc>
-          <w:tcPr>
-            <w:tcW w:type="dxa" w:w="4320"/>
-          </w:tcPr>
-          <w:p>
-            <w:r>
-              <w:t>Author</w:t>
-            </w:r>
-          </w:p>
-        </w:tc>
-        <w:tc>
-          <w:tcPr>
-            <w:tcW w:type="dxa" w:w="4320"/>
-          </w:tcPr>
-          <w:p>
-            <w:r>
-              <w:t>Jordan Nguyen</w:t>
-            </w:r>
-          </w:p>
-        </w:tc>
-      </w:tr>
-      <w:tr>
-        <w:tc>
-          <w:tcPr>
-            <w:tcW w:type="dxa" w:w="4320"/>
-          </w:tcPr>
-          <w:p>
-            <w:r>
-              <w:t>Role / Department</w:t>
-            </w:r>
-          </w:p>
-        </w:tc>
-        <w:tc>
-          <w:tcPr>
-            <w:tcW w:type="dxa" w:w="4320"/>
-          </w:tcPr>
-          <w:p>
-            <w:r>
-              <w:t>Specialist | Operations</w:t>
-            </w:r>
-          </w:p>
-        </w:tc>
-      </w:tr>
-      <w:tr>
-        <w:tc>
-          <w:tcPr>
-            <w:tcW w:type="dxa" w:w="4320"/>
-          </w:tcPr>
-          <w:p>
-            <w:r>
-              <w:t>Location</w:t>
-            </w:r>
-          </w:p>
-        </w:tc>
-        <w:tc>
-          <w:tcPr>
-            <w:tcW w:type="dxa" w:w="4320"/>
-          </w:tcPr>
-          <w:p>
-            <w:r>
-              <w:t>Bengaluru</w:t>
-            </w:r>
-          </w:p>
-        </w:tc>
-      </w:tr>
-      <w:tr>
-        <w:tc>
-          <w:tcPr>
-            <w:tcW w:type="dxa" w:w="4320"/>
-          </w:tcPr>
-          <w:p>
-            <w:r>
-              <w:t>Last Modified</w:t>
-            </w:r>
-          </w:p>
-        </w:tc>
-        <w:tc>
-          <w:tcPr>
-            <w:tcW w:type="dxa" w:w="4320"/>
-          </w:tcPr>
-          <w:p>
-            <w:r>
-              <w:t>2025-01-26</w:t>
-            </w:r>
-          </w:p>
-        </w:tc>
-      </w:tr>
-    </w:tbl>
-    <w:p/>
-    <w:p>
-      <w:pPr>
-        <w:pStyle w:val="Heading2"/>
-      </w:pPr>
-      <w:r>
-        <w:t>Specification</w:t>
+        <w:t>Page 1</w:t>
       </w:r>
     </w:p>
     <w:p>
       <w:r>
-        <w:t>Design Specification: Real-Time Operations Monitoring Dashboard</w:t>
+        <w:t>Section 1: Knowledge transfer and onboarding. EMP022 contributes to ast emp022 03 through recurring collaboration, clear ownership boundaries, and measurable outcomes. The team captures decisions, open issues, and handoffs so that knowledge remains discoverable for future programs.</w:t>
       </w:r>
     </w:p>
     <w:p>
       <w:r>
-        <w:t>Version: 2.4</w:t>
+        <w:t>Section 2: Department KPI performance. EMP022 contributes to ast emp022 03 through recurring collaboration, clear ownership boundaries, and measurable outcomes. The team captures decisions, open issues, and handoffs so that knowledge remains discoverable for future programs.</w:t>
       </w:r>
     </w:p>
     <w:p>
       <w:r>
-        <w:t>This specification details the design of the real-time operations monitoring solution. Telemetry data streams from IoT sensors via Azure Event Hub. The Fabric KQL streaming pipeline processes events within 200ms p99 latency and surfaces alerts to on-call supervisors.</w:t>
+        <w:t>Section 3: Automation backlog refinement. EMP022 contributes to ast emp022 03 through recurring collaboration, clear ownership boundaries, and measurable outcomes. The team captures decisions, open issues, and handoffs so that knowledge remains discoverable for future programs.</w:t>
+      </w:r>
+    </w:p>
+    <w:p>
+      <w:r>
+        <w:t>Section 4: Quarterly delivery milestones. EMP022 contributes to ast emp022 03 through recurring collaboration, clear ownership boundaries, and measurable outcomes. The team captures decisions, open issues, and handoffs so that knowledge remains discoverable for future programs.</w:t>
+      </w:r>
+    </w:p>
+    <w:p>
+      <w:r>
+        <w:br w:type="page"/>
       </w:r>
     </w:p>
     <w:p>
@@ -149,12 +48,60 @@
         <w:pStyle w:val="Heading2"/>
       </w:pPr>
       <w:r>
-        <w:t>Author Competencies</w:t>
+        <w:t>Page 2</w:t>
       </w:r>
     </w:p>
     <w:p>
       <w:r>
-        <w:t>Python, Kusto, Ontology, MLOps</w:t>
+        <w:t>Section 1: Data quality remediation. EMP022 contributes to ast emp022 03 through recurring collaboration, clear ownership boundaries, and measurable outcomes. The team captures decisions, open issues, and handoffs so that knowledge remains discoverable for future programs.</w:t>
+      </w:r>
+    </w:p>
+    <w:p>
+      <w:r>
+        <w:t>Section 2: Knowledge transfer and onboarding. EMP022 contributes to ast emp022 03 through recurring collaboration, clear ownership boundaries, and measurable outcomes. The team captures decisions, open issues, and handoffs so that knowledge remains discoverable for future programs.</w:t>
+      </w:r>
+    </w:p>
+    <w:p>
+      <w:r>
+        <w:t>Section 3: Department KPI performance. EMP022 contributes to ast emp022 03 through recurring collaboration, clear ownership boundaries, and measurable outcomes. The team captures decisions, open issues, and handoffs so that knowledge remains discoverable for future programs.</w:t>
+      </w:r>
+    </w:p>
+    <w:p>
+      <w:r>
+        <w:t>Section 4: Automation backlog refinement. EMP022 contributes to ast emp022 03 through recurring collaboration, clear ownership boundaries, and measurable outcomes. The team captures decisions, open issues, and handoffs so that knowledge remains discoverable for future programs.</w:t>
+      </w:r>
+    </w:p>
+    <w:p>
+      <w:r>
+        <w:br w:type="page"/>
+      </w:r>
+    </w:p>
+    <w:p>
+      <w:pPr>
+        <w:pStyle w:val="Heading2"/>
+      </w:pPr>
+      <w:r>
+        <w:t>Page 3</w:t>
+      </w:r>
+    </w:p>
+    <w:p>
+      <w:r>
+        <w:t>Section 1: Department KPI performance. EMP022 contributes to ast emp022 03 through recurring collaboration, clear ownership boundaries, and measurable outcomes. The team captures decisions, open issues, and handoffs so that knowledge remains discoverable for future programs.</w:t>
+      </w:r>
+    </w:p>
+    <w:p>
+      <w:r>
+        <w:t>Section 2: Operational risk review. EMP022 contributes to ast emp022 03 through recurring collaboration, clear ownership boundaries, and measurable outcomes. The team captures decisions, open issues, and handoffs so that knowledge remains discoverable for future programs.</w:t>
+      </w:r>
+    </w:p>
+    <w:p>
+      <w:r>
+        <w:t>Section 3: Quarterly delivery milestones. EMP022 contributes to ast emp022 03 through recurring collaboration, clear ownership boundaries, and measurable outcomes. The team captures decisions, open issues, and handoffs so that knowledge remains discoverable for future programs.</w:t>
+      </w:r>
+    </w:p>
+    <w:p>
+      <w:r>
+        <w:t>Section 4: Quarterly delivery milestones. EMP022 contributes to ast emp022 03 through recurring collaboration, clear ownership boundaries, and measurable outcomes. The team captures decisions, open issues, and handoffs so that knowledge remains discoverable for future programs.</w:t>
       </w:r>
     </w:p>
     <w:sectPr>
